--- a/ky/wisdom-stories/welcome-my-bey.docx
+++ b/ky/wisdom-stories/welcome-my-bey.docx
@@ -20,7 +20,7 @@
           <w:sz w:val="34"/>
           <w:lang w:val="ky-KG"/>
         </w:rPr>
-        <w:t>Кош келдиңиз, мырзам</w:t>
+        <w:t>Кош келдиңиз, бейим</w:t>
       </w:r>
       <w:bookmarkEnd w:id="10223"/>
     </w:p>
@@ -237,7 +237,7 @@
           <w:sz w:val="22"/>
           <w:lang w:val="ky-KG"/>
         </w:rPr>
-        <w:t>Өлүм алдында биз менен коштошуп: «Мени жакшы бактыңар, акыңарды адал кылгыла», — деди. Акырын мага бурулуп: «Атаң келсе, ага апам сени дайыма күттү деп айт», — деди. Бир маалда башын көтөрүп, эшикти карады да, жылмайып: «Кош келдиңиз, мырзам, кош келдиңиз!» — деп жан берди.</w:t>
+        <w:t>Өлүм алдында биз менен коштошуп: «Мени жакшы бактыңар, акыңарды адал кылгыла», — деди. Акырын мага бурулуп: «Атаң келсе, ага апам сени дайыма күттү деп айт», — деди. Бир маалда башын көтөрүп, эшикти карады да, жылмайып: «Кош келдиңиз, бейим, кош келдиңиз!» — деп жан берди.</w:t>
       </w:r>
     </w:p>
     <w:p>
@@ -345,7 +345,7 @@
           <w:sz w:val="22"/>
           <w:lang w:val="ky-KG"/>
         </w:rPr>
-        <w:t>Эгер 1915-жылы Чанаккала багынып бергенде, Анадолуда жасалма мамлекеттер түзүлүп, бул жерде жашаган элдер бири-бирине душман кылынып кырылышмак, өлкө англис, француз жана италиялыктардын колониясына айланмак.</w:t>
+        <w:t>Эгер 1915-жылы Чанаккала жыгылып калганда, Анадолуда жасалма мамлекеттер түзүлүп, бул жерде жашаган элдер бири-бирине душман кылынып кырылышмак, өлкө англис, француз жана италиялыктардын колониясына айланмак.</w:t>
       </w:r>
     </w:p>
     <w:p>
@@ -405,7 +405,7 @@
           <w:sz w:val="22"/>
           <w:lang w:val="ky-KG"/>
         </w:rPr>
-        <w:t xml:space="preserve">Сабак: </w:t>
+        <w:t>Сабак: Эненин өмүр бою созулган берилгендиги менен күтүүсү сүйүүнүн эң таза көрүнүшү. Мекен үчүн шейит болгондордун жана көзү жолдо калган энелердин эстелиги ыйык.</w:t>
       </w:r>
       <w:r>
         <w:rPr>
@@ -414,7 +414,6 @@
           <w:sz w:val="22"/>
           <w:lang w:val="ky-KG"/>
         </w:rPr>
-        <w:t>Өмүр бою үзүлбөгөн үмүт менен берилгендик сүйүүнүн күчүн көрсөтөт. Мекен үчүн курман болгондорду да, алардын жолун күткөндөрдү да унутпайлы.</w:t>
       </w:r>
     </w:p>
     <w:p>
@@ -434,7 +433,7 @@
           <w:sz w:val="18"/>
           <w:lang w:val="ky-KG"/>
         </w:rPr>
-        <w:t>Окуя ачык интернет булактарынан алынды.</w:t>
+        <w:t>Аңгемелер ачык интернет булактарынан алынган, иллюстрациялар болсо ЖИ менен түзүлгөн.</w:t>
       </w:r>
     </w:p>
     <w:sectPr>
